--- a/Biooil_Data_ML_Submission_Packages/04_Data_Repository_Package/DATA_DICTIONARY.docx
+++ b/Biooil_Data_ML_Submission_Packages/04_Data_Repository_Package/DATA_DICTIONARY.docx
@@ -673,7 +673,7 @@
     <w:link w:val="Balk1Char"/>
     <w:uiPriority w:val="9"/>
     <w:qFormat/>
-    <w:rsid w:val="00117278"/>
+    <w:rsid w:val="003627D1"/>
     <w:pPr>
       <w:keepNext/>
       <w:keepLines/>
@@ -695,7 +695,7 @@
     <w:uiPriority w:val="9"/>
     <w:unhideWhenUsed/>
     <w:qFormat/>
-    <w:rsid w:val="00117278"/>
+    <w:rsid w:val="003627D1"/>
     <w:pPr>
       <w:keepNext/>
       <w:keepLines/>
@@ -718,7 +718,7 @@
     <w:semiHidden/>
     <w:unhideWhenUsed/>
     <w:qFormat/>
-    <w:rsid w:val="00117278"/>
+    <w:rsid w:val="003627D1"/>
     <w:pPr>
       <w:keepNext/>
       <w:keepLines/>
@@ -741,7 +741,7 @@
     <w:semiHidden/>
     <w:unhideWhenUsed/>
     <w:qFormat/>
-    <w:rsid w:val="00117278"/>
+    <w:rsid w:val="003627D1"/>
     <w:pPr>
       <w:keepNext/>
       <w:keepLines/>
@@ -764,7 +764,7 @@
     <w:semiHidden/>
     <w:unhideWhenUsed/>
     <w:qFormat/>
-    <w:rsid w:val="00117278"/>
+    <w:rsid w:val="003627D1"/>
     <w:pPr>
       <w:keepNext/>
       <w:keepLines/>
@@ -785,7 +785,7 @@
     <w:semiHidden/>
     <w:unhideWhenUsed/>
     <w:qFormat/>
-    <w:rsid w:val="00117278"/>
+    <w:rsid w:val="003627D1"/>
     <w:pPr>
       <w:keepNext/>
       <w:keepLines/>
@@ -808,7 +808,7 @@
     <w:semiHidden/>
     <w:unhideWhenUsed/>
     <w:qFormat/>
-    <w:rsid w:val="00117278"/>
+    <w:rsid w:val="003627D1"/>
     <w:pPr>
       <w:keepNext/>
       <w:keepLines/>
@@ -829,7 +829,7 @@
     <w:semiHidden/>
     <w:unhideWhenUsed/>
     <w:qFormat/>
-    <w:rsid w:val="00117278"/>
+    <w:rsid w:val="003627D1"/>
     <w:pPr>
       <w:keepNext/>
       <w:keepLines/>
@@ -852,7 +852,7 @@
     <w:semiHidden/>
     <w:unhideWhenUsed/>
     <w:qFormat/>
-    <w:rsid w:val="00117278"/>
+    <w:rsid w:val="003627D1"/>
     <w:pPr>
       <w:keepNext/>
       <w:keepLines/>
@@ -896,7 +896,7 @@
     <w:basedOn w:val="VarsaylanParagrafYazTipi"/>
     <w:link w:val="Balk1"/>
     <w:uiPriority w:val="9"/>
-    <w:rsid w:val="00117278"/>
+    <w:rsid w:val="003627D1"/>
     <w:rPr>
       <w:rFonts w:asciiTheme="majorHAnsi" w:eastAsiaTheme="majorEastAsia" w:hAnsiTheme="majorHAnsi" w:cstheme="majorBidi"/>
       <w:color w:val="2F5496" w:themeColor="accent1" w:themeShade="BF"/>
@@ -909,7 +909,7 @@
     <w:basedOn w:val="VarsaylanParagrafYazTipi"/>
     <w:link w:val="Balk2"/>
     <w:uiPriority w:val="9"/>
-    <w:rsid w:val="00117278"/>
+    <w:rsid w:val="003627D1"/>
     <w:rPr>
       <w:rFonts w:asciiTheme="majorHAnsi" w:eastAsiaTheme="majorEastAsia" w:hAnsiTheme="majorHAnsi" w:cstheme="majorBidi"/>
       <w:color w:val="2F5496" w:themeColor="accent1" w:themeShade="BF"/>
@@ -923,7 +923,7 @@
     <w:link w:val="Balk3"/>
     <w:uiPriority w:val="9"/>
     <w:semiHidden/>
-    <w:rsid w:val="00117278"/>
+    <w:rsid w:val="003627D1"/>
     <w:rPr>
       <w:rFonts w:eastAsiaTheme="majorEastAsia" w:cstheme="majorBidi"/>
       <w:color w:val="2F5496" w:themeColor="accent1" w:themeShade="BF"/>
@@ -937,7 +937,7 @@
     <w:link w:val="Balk4"/>
     <w:uiPriority w:val="9"/>
     <w:semiHidden/>
-    <w:rsid w:val="00117278"/>
+    <w:rsid w:val="003627D1"/>
     <w:rPr>
       <w:rFonts w:eastAsiaTheme="majorEastAsia" w:cstheme="majorBidi"/>
       <w:i/>
@@ -951,7 +951,7 @@
     <w:link w:val="Balk5"/>
     <w:uiPriority w:val="9"/>
     <w:semiHidden/>
-    <w:rsid w:val="00117278"/>
+    <w:rsid w:val="003627D1"/>
     <w:rPr>
       <w:rFonts w:eastAsiaTheme="majorEastAsia" w:cstheme="majorBidi"/>
       <w:color w:val="2F5496" w:themeColor="accent1" w:themeShade="BF"/>
@@ -963,7 +963,7 @@
     <w:link w:val="Balk6"/>
     <w:uiPriority w:val="9"/>
     <w:semiHidden/>
-    <w:rsid w:val="00117278"/>
+    <w:rsid w:val="003627D1"/>
     <w:rPr>
       <w:rFonts w:eastAsiaTheme="majorEastAsia" w:cstheme="majorBidi"/>
       <w:i/>
@@ -977,7 +977,7 @@
     <w:link w:val="Balk7"/>
     <w:uiPriority w:val="9"/>
     <w:semiHidden/>
-    <w:rsid w:val="00117278"/>
+    <w:rsid w:val="003627D1"/>
     <w:rPr>
       <w:rFonts w:eastAsiaTheme="majorEastAsia" w:cstheme="majorBidi"/>
       <w:color w:val="595959" w:themeColor="text1" w:themeTint="A6"/>
@@ -989,7 +989,7 @@
     <w:link w:val="Balk8"/>
     <w:uiPriority w:val="9"/>
     <w:semiHidden/>
-    <w:rsid w:val="00117278"/>
+    <w:rsid w:val="003627D1"/>
     <w:rPr>
       <w:rFonts w:eastAsiaTheme="majorEastAsia" w:cstheme="majorBidi"/>
       <w:i/>
@@ -1003,7 +1003,7 @@
     <w:link w:val="Balk9"/>
     <w:uiPriority w:val="9"/>
     <w:semiHidden/>
-    <w:rsid w:val="00117278"/>
+    <w:rsid w:val="003627D1"/>
     <w:rPr>
       <w:rFonts w:eastAsiaTheme="majorEastAsia" w:cstheme="majorBidi"/>
       <w:color w:val="272727" w:themeColor="text1" w:themeTint="D8"/>
@@ -1016,7 +1016,7 @@
     <w:link w:val="KonuBalChar"/>
     <w:uiPriority w:val="10"/>
     <w:qFormat/>
-    <w:rsid w:val="00117278"/>
+    <w:rsid w:val="003627D1"/>
     <w:pPr>
       <w:spacing w:after="80" w:line="240" w:lineRule="auto"/>
       <w:contextualSpacing/>
@@ -1034,7 +1034,7 @@
     <w:basedOn w:val="VarsaylanParagrafYazTipi"/>
     <w:link w:val="KonuBal"/>
     <w:uiPriority w:val="10"/>
-    <w:rsid w:val="00117278"/>
+    <w:rsid w:val="003627D1"/>
     <w:rPr>
       <w:rFonts w:asciiTheme="majorHAnsi" w:eastAsiaTheme="majorEastAsia" w:hAnsiTheme="majorHAnsi" w:cstheme="majorBidi"/>
       <w:spacing w:val="-10"/>
@@ -1050,7 +1050,7 @@
     <w:link w:val="AltyazChar"/>
     <w:uiPriority w:val="11"/>
     <w:qFormat/>
-    <w:rsid w:val="00117278"/>
+    <w:rsid w:val="003627D1"/>
     <w:pPr>
       <w:numPr>
         <w:ilvl w:val="1"/>
@@ -1069,7 +1069,7 @@
     <w:basedOn w:val="VarsaylanParagrafYazTipi"/>
     <w:link w:val="Altyaz"/>
     <w:uiPriority w:val="11"/>
-    <w:rsid w:val="00117278"/>
+    <w:rsid w:val="003627D1"/>
     <w:rPr>
       <w:rFonts w:eastAsiaTheme="majorEastAsia" w:cstheme="majorBidi"/>
       <w:color w:val="595959" w:themeColor="text1" w:themeTint="A6"/>
@@ -1085,7 +1085,7 @@
     <w:link w:val="AlntChar"/>
     <w:uiPriority w:val="29"/>
     <w:qFormat/>
-    <w:rsid w:val="00117278"/>
+    <w:rsid w:val="003627D1"/>
     <w:pPr>
       <w:spacing w:before="160"/>
       <w:jc w:val="center"/>
@@ -1101,7 +1101,7 @@
     <w:basedOn w:val="VarsaylanParagrafYazTipi"/>
     <w:link w:val="Alnt"/>
     <w:uiPriority w:val="29"/>
-    <w:rsid w:val="00117278"/>
+    <w:rsid w:val="003627D1"/>
     <w:rPr>
       <w:i/>
       <w:iCs/>
@@ -1113,7 +1113,7 @@
     <w:basedOn w:val="Normal"/>
     <w:uiPriority w:val="34"/>
     <w:qFormat/>
-    <w:rsid w:val="00117278"/>
+    <w:rsid w:val="003627D1"/>
     <w:pPr>
       <w:ind w:left="720"/>
       <w:contextualSpacing/>
@@ -1124,7 +1124,7 @@
     <w:basedOn w:val="VarsaylanParagrafYazTipi"/>
     <w:uiPriority w:val="21"/>
     <w:qFormat/>
-    <w:rsid w:val="00117278"/>
+    <w:rsid w:val="003627D1"/>
     <w:rPr>
       <w:i/>
       <w:iCs/>
@@ -1138,7 +1138,7 @@
     <w:link w:val="GlAlntChar"/>
     <w:uiPriority w:val="30"/>
     <w:qFormat/>
-    <w:rsid w:val="00117278"/>
+    <w:rsid w:val="003627D1"/>
     <w:pPr>
       <w:pBdr>
         <w:top w:val="single" w:sz="4" w:space="10" w:color="2F5496" w:themeColor="accent1" w:themeShade="BF"/>
@@ -1159,7 +1159,7 @@
     <w:basedOn w:val="VarsaylanParagrafYazTipi"/>
     <w:link w:val="GlAlnt"/>
     <w:uiPriority w:val="30"/>
-    <w:rsid w:val="00117278"/>
+    <w:rsid w:val="003627D1"/>
     <w:rPr>
       <w:i/>
       <w:iCs/>
@@ -1171,7 +1171,7 @@
     <w:basedOn w:val="VarsaylanParagrafYazTipi"/>
     <w:uiPriority w:val="32"/>
     <w:qFormat/>
-    <w:rsid w:val="00117278"/>
+    <w:rsid w:val="003627D1"/>
     <w:rPr>
       <w:b/>
       <w:bCs/>
